--- a/local/_resumeBase/Gustavo Castro - CTO.docx
+++ b/local/_resumeBase/Gustavo Castro - CTO.docx
@@ -49,34 +49,61 @@
     <w:bookmarkEnd w:id="23"/>
     <w:p>
       <w:r>
-        <w:t xml:space="preserve">Highly accomplished and results-driven</w:t>
-      </w:r>
-      <w:r>
-        <w:t xml:space="preserve"> </w:t>
-      </w:r>
-      <w:r>
-        <w:rPr>
-          <w:b/>
-        </w:rPr>
-        <w:t xml:space="preserve">Senior Engineering Manager and CTO</w:t>
-      </w:r>
-      <w:r>
-        <w:t xml:space="preserve"> </w:t>
-      </w:r>
-      <w:r>
-        <w:t xml:space="preserve">with a distinguished 25-year track record in building and scaling high-performing, cross-functional teams. Expert in delivering innovative software and hardware solutions from concept to launch, with deep specialization in</w:t>
-      </w:r>
-      <w:r>
-        <w:t xml:space="preserve"> </w:t>
-      </w:r>
-      <w:r>
-        <w:rPr>
-          <w:b/>
-        </w:rPr>
-        <w:t xml:space="preserve">SaaS, AI/Computer Vision, and IoT technologies</w:t>
-      </w:r>
-      <w:r>
-        <w:t xml:space="preserve">. Proven ability to significantly grow engineering organizations (scaling teams from 15 to 38+ engineers) and oversee global software portfolios. Extensive international experience spanning the USA, Germany, China, India, and the Czech Republic. Passionate about aligning technical strategy with strategic business objectives to deliver measurable impact.</w:t>
+        <w:t xml:space="preserve">Highly accomplished</w:t>
+      </w:r>
+      <w:r>
+        <w:t xml:space="preserve"> </w:t>
+      </w:r>
+      <w:r>
+        <w:rPr>
+          <w:b/>
+        </w:rPr>
+        <w:t xml:space="preserve">CTO and Senior Engineering Leader</w:t>
+      </w:r>
+      <w:r>
+        <w:t xml:space="preserve"> </w:t>
+      </w:r>
+      <w:r>
+        <w:t xml:space="preserve">with 25 years leading high-performing, cross-functional organizations. Deep expertise in</w:t>
+      </w:r>
+      <w:r>
+        <w:t xml:space="preserve"> </w:t>
+      </w:r>
+      <w:r>
+        <w:rPr>
+          <w:b/>
+        </w:rPr>
+        <w:t xml:space="preserve">SaaS and Cloud (OCI/AWS)</w:t>
+      </w:r>
+      <w:r>
+        <w:t xml:space="preserve">,</w:t>
+      </w:r>
+      <w:r>
+        <w:t xml:space="preserve"> </w:t>
+      </w:r>
+      <w:r>
+        <w:rPr>
+          <w:b/>
+        </w:rPr>
+        <w:t xml:space="preserve">Edge AI/Computer Vision (OpenCV)</w:t>
+      </w:r>
+      <w:r>
+        <w:t xml:space="preserve">, and</w:t>
+      </w:r>
+      <w:r>
+        <w:t xml:space="preserve"> </w:t>
+      </w:r>
+      <w:r>
+        <w:rPr>
+          <w:b/>
+        </w:rPr>
+        <w:t xml:space="preserve">IoT/Telemetry</w:t>
+      </w:r>
+      <w:r>
+        <w:t xml:space="preserve"> </w:t>
+      </w:r>
+      <w:r>
+        <w:t xml:space="preserve">from concept through launch at scale. Track record of scaling teams (15→38+), unifying product portfolios, and operating mission-critical platforms globally. Experienced across USA, Germany, China, India, and the Czech Republic. Aligns technical strategy, platform architecture, and R&amp;D with business objectives to deliver measurable outcomes.</w:t>
       </w:r>
     </w:p>
     <w:bookmarkStart w:id="24" w:name="core-competencies"/>
@@ -107,7 +134,7 @@
         <w:t xml:space="preserve"> </w:t>
       </w:r>
       <w:r>
-        <w:t xml:space="preserve">Strategic Planning, Team Scaling &amp; Mentorship, Stakeholder Management, Budgeting (P&amp;L).</w:t>
+        <w:t xml:space="preserve">Strategy, org scaling &amp; mentorship, stakeholder mgmt, budgeting (P&amp;L).</w:t>
       </w:r>
     </w:p>
     <w:p>
@@ -122,13 +149,13 @@
         <w:rPr>
           <w:b/>
         </w:rPr>
-        <w:t xml:space="preserve">Technical Expertise:</w:t>
-      </w:r>
-      <w:r>
-        <w:t xml:space="preserve"> </w:t>
-      </w:r>
-      <w:r>
-        <w:t xml:space="preserve">SaaS Architecture, AI &amp; Machine Learning, Computer Vision (OpenCV), IoT, Telemetry.</w:t>
+        <w:t xml:space="preserve">Technology:</w:t>
+      </w:r>
+      <w:r>
+        <w:t xml:space="preserve"> </w:t>
+      </w:r>
+      <w:r>
+        <w:t xml:space="preserve">SaaS/Cloud (OCI, AWS), Edge AI, Computer Vision (OpenCV), IoT/Telemetry.</w:t>
       </w:r>
     </w:p>
     <w:p>
@@ -149,7 +176,7 @@
         <w:t xml:space="preserve"> </w:t>
       </w:r>
       <w:r>
-        <w:t xml:space="preserve">R&amp;D Management, No-Code Systems, Product Roadmap, Government-funded Projects (FINEP).</w:t>
+        <w:t xml:space="preserve">R&amp;D mgmt, No-Code platforms, product roadmaps, gov-funded projects (FINEP).</w:t>
       </w:r>
     </w:p>
     <w:p>
@@ -164,13 +191,13 @@
         <w:rPr>
           <w:b/>
         </w:rPr>
-        <w:t xml:space="preserve">Methodologies:</w:t>
-      </w:r>
-      <w:r>
-        <w:t xml:space="preserve"> </w:t>
-      </w:r>
-      <w:r>
-        <w:t xml:space="preserve">Agile, SDLC, QA Automation, Project Management (PMI standards).</w:t>
+        <w:t xml:space="preserve">Methods:</w:t>
+      </w:r>
+      <w:r>
+        <w:t xml:space="preserve"> </w:t>
+      </w:r>
+      <w:r>
+        <w:t xml:space="preserve">Agile/SDLC, QA automation, PMI-aligned project management.</w:t>
       </w:r>
     </w:p>
     <w:bookmarkStart w:id="25" w:name="professional-experience"/>
@@ -234,7 +261,7 @@
         <w:t xml:space="preserve"> </w:t>
       </w:r>
       <w:r>
-        <w:t xml:space="preserve">Led and managed a cross-disciplinary team (Backend, Frontend, Hardware, Data Science). Successfully expanded the team from 15 to 38+ engineers within one year.</w:t>
+        <w:t xml:space="preserve">Led cross-disciplinary teams (Backend, Frontend, Hardware, Data Science); scaled org from 15 to 38+ within 12 months.</w:t>
       </w:r>
     </w:p>
     <w:p>
@@ -249,13 +276,13 @@
         <w:rPr>
           <w:b/>
         </w:rPr>
-        <w:t xml:space="preserve">Portfolio Management:</w:t>
-      </w:r>
-      <w:r>
-        <w:t xml:space="preserve"> </w:t>
-      </w:r>
-      <w:r>
-        <w:t xml:space="preserve">Assumed supervision of the entire company's software portfolio, including Safety AI Cameras, telemetry for heavy vehicles (logistics and agribusiness), and mobile solutions.</w:t>
+        <w:t xml:space="preserve">Portfolio Ownership:</w:t>
+      </w:r>
+      <w:r>
+        <w:t xml:space="preserve"> </w:t>
+      </w:r>
+      <w:r>
+        <w:t xml:space="preserve">Supervised entire software portfolio: Safety AI Cameras, heavy-vehicle telemetry (logistics/agribusiness), analytics data pipelines, and mobile apps.</w:t>
       </w:r>
     </w:p>
     <w:p>
@@ -276,7 +303,7 @@
         <w:t xml:space="preserve"> </w:t>
       </w:r>
       <w:r>
-        <w:t xml:space="preserve">Led initiatives focused on infrastructure improvement, component modularization, and UX/UI enhancement for higher scalability.</w:t>
+        <w:t xml:space="preserve">Drove infra hardening, component modularization, and UX/UI improvements to increase scalability and delivery velocity.</w:t>
       </w:r>
     </w:p>
     <w:p>
@@ -291,13 +318,13 @@
         <w:rPr>
           <w:b/>
         </w:rPr>
-        <w:t xml:space="preserve">Innovation &amp; Research:</w:t>
-      </w:r>
-      <w:r>
-        <w:t xml:space="preserve"> </w:t>
-      </w:r>
-      <w:r>
-        <w:t xml:space="preserve">Managed the research team in partnership with the Federal University of Rio Grande (FURG), promoting applied research in advanced technologies.</w:t>
+        <w:t xml:space="preserve">Cloud Operations:</w:t>
+      </w:r>
+      <w:r>
+        <w:t xml:space="preserve"> </w:t>
+      </w:r>
+      <w:r>
+        <w:t xml:space="preserve">Orchestrated multi-cloud operations with ~80% workloads on Oracle Cloud (OCI) and ~20% on AWS; improved availability and cost efficiency.</w:t>
       </w:r>
     </w:p>
     <w:p>
@@ -318,7 +345,28 @@
         <w:t xml:space="preserve"> </w:t>
       </w:r>
       <w:r>
-        <w:t xml:space="preserve">Oversaw telemetry data analysis to enhance security features and ensured compliance with industry regulations and data protection standards.</w:t>
+        <w:t xml:space="preserve">Managed telemetry data analysis for safety/operational insights and enforced security practices and regulatory compliance.</w:t>
+      </w:r>
+    </w:p>
+    <w:p>
+      <w:pPr>
+        <w:pStyle w:val="Compact"/>
+        <w:numPr>
+          <w:numId w:val="3"/>
+          <w:ilvl w:val="0"/>
+        </w:numPr>
+      </w:pPr>
+      <w:r>
+        <w:rPr>
+          <w:b/>
+        </w:rPr>
+        <w:t xml:space="preserve">Research &amp; Innovation:</w:t>
+      </w:r>
+      <w:r>
+        <w:t xml:space="preserve"> </w:t>
+      </w:r>
+      <w:r>
+        <w:t xml:space="preserve">Led applied research with FURG, translating advanced techniques into productized features.</w:t>
       </w:r>
     </w:p>
     <w:p>
@@ -373,25 +421,13 @@
         <w:rPr>
           <w:b/>
         </w:rPr>
-        <w:t xml:space="preserve">Executive Leadership:</w:t>
-      </w:r>
-      <w:r>
-        <w:t xml:space="preserve"> </w:t>
-      </w:r>
-      <w:r>
-        <w:t xml:space="preserve">Served as</w:t>
-      </w:r>
-      <w:r>
-        <w:t xml:space="preserve"> </w:t>
-      </w:r>
-      <w:r>
-        <w:rPr>
-          <w:b/>
-        </w:rPr>
-        <w:t xml:space="preserve">Chief Technology Officer</w:t>
-      </w:r>
-      <w:r>
-        <w:t xml:space="preserve">, defining the long-term technology roadmap and overseeing R&amp;D, IoT, and Robotics departments.</w:t>
+        <w:t xml:space="preserve">Technology Leadership:</w:t>
+      </w:r>
+      <w:r>
+        <w:t xml:space="preserve"> </w:t>
+      </w:r>
+      <w:r>
+        <w:t xml:space="preserve">Defined long-term roadmaps; led R&amp;D, IoT, and Robotics; evolved processes and architecture for scale.</w:t>
       </w:r>
     </w:p>
     <w:p>
@@ -406,25 +442,13 @@
         <w:rPr>
           <w:b/>
         </w:rPr>
-        <w:t xml:space="preserve">AI Innovation:</w:t>
-      </w:r>
-      <w:r>
-        <w:t xml:space="preserve"> </w:t>
-      </w:r>
-      <w:r>
-        <w:t xml:space="preserve">Designed and developed a groundbreaking</w:t>
-      </w:r>
-      <w:r>
-        <w:t xml:space="preserve"> </w:t>
-      </w:r>
-      <w:r>
-        <w:rPr>
-          <w:b/>
-        </w:rPr>
-        <w:t xml:space="preserve">No-Code system for Computer Vision projects</w:t>
-      </w:r>
-      <w:r>
-        <w:t xml:space="preserve">, featuring a proprietary IDE that integrated SDKs, OpenCV, and AI solutions.</w:t>
+        <w:t xml:space="preserve">Edge Computing for CV:</w:t>
+      </w:r>
+      <w:r>
+        <w:t xml:space="preserve"> </w:t>
+      </w:r>
+      <w:r>
+        <w:t xml:space="preserve">Designed and operated edge compute architectures enabling low-latency inference for visual inspection and robotics.</w:t>
       </w:r>
     </w:p>
     <w:p>
@@ -439,13 +463,13 @@
         <w:rPr>
           <w:b/>
         </w:rPr>
-        <w:t xml:space="preserve">Algorithm Development:</w:t>
-      </w:r>
-      <w:r>
-        <w:t xml:space="preserve"> </w:t>
-      </w:r>
-      <w:r>
-        <w:t xml:space="preserve">Engineered a proprietary area-to-weight conversion algorithm using AI-processed imagery to estimate livestock weight based on age, length, and sex.</w:t>
+        <w:t xml:space="preserve">No-Code CV IDE:</w:t>
+      </w:r>
+      <w:r>
+        <w:t xml:space="preserve"> </w:t>
+      </w:r>
+      <w:r>
+        <w:t xml:space="preserve">Conceived and built a No-Code platform/IDE integrating proprietary SDKs, OpenCV, and AI workflows for rapid CV project delivery.</w:t>
       </w:r>
     </w:p>
     <w:p>
@@ -460,13 +484,34 @@
         <w:rPr>
           <w:b/>
         </w:rPr>
-        <w:t xml:space="preserve">Project Coordination:</w:t>
-      </w:r>
-      <w:r>
-        <w:t xml:space="preserve"> </w:t>
-      </w:r>
-      <w:r>
-        <w:t xml:space="preserve">Acted as the Innovation Project Coordinator with FINEP (Brazilian Government development area), securing and managing funding for high-tech visual inspection solutions.</w:t>
+        <w:t xml:space="preserve">AI Algorithm Development:</w:t>
+      </w:r>
+      <w:r>
+        <w:t xml:space="preserve"> </w:t>
+      </w:r>
+      <w:r>
+        <w:t xml:space="preserve">Created an area-to-weight conversion model for livestock weight estimation using AI-processed imagery with age/length/sex features.</w:t>
+      </w:r>
+    </w:p>
+    <w:p>
+      <w:pPr>
+        <w:pStyle w:val="Compact"/>
+        <w:numPr>
+          <w:numId w:val="4"/>
+          <w:ilvl w:val="0"/>
+        </w:numPr>
+      </w:pPr>
+      <w:r>
+        <w:rPr>
+          <w:b/>
+        </w:rPr>
+        <w:t xml:space="preserve">Innovation Programs:</w:t>
+      </w:r>
+      <w:r>
+        <w:t xml:space="preserve"> </w:t>
+      </w:r>
+      <w:r>
+        <w:t xml:space="preserve">Coordinated FINEP-funded projects; secured and governed grants for high-tech visual inspection solutions.</w:t>
       </w:r>
     </w:p>
     <w:p>
@@ -521,13 +566,13 @@
         <w:rPr>
           <w:b/>
         </w:rPr>
-        <w:t xml:space="preserve">Smart Grid Leadership:</w:t>
-      </w:r>
-      <w:r>
-        <w:t xml:space="preserve"> </w:t>
-      </w:r>
-      <w:r>
-        <w:t xml:space="preserve">Defined and developed the smart grid solution architecture for Brazil, managing infrastructure projects for industrial and residential measurement data.</w:t>
+        <w:t xml:space="preserve">Smart Grid Architecture:</w:t>
+      </w:r>
+      <w:r>
+        <w:t xml:space="preserve"> </w:t>
+      </w:r>
+      <w:r>
+        <w:t xml:space="preserve">Defined and developed smart grid architecture for Brazil; managed infra projects for industrial/residential metering data.</w:t>
       </w:r>
     </w:p>
     <w:p>
@@ -548,7 +593,7 @@
         <w:t xml:space="preserve"> </w:t>
       </w:r>
       <w:r>
-        <w:t xml:space="preserve">Managed the "Router Project," developing network infrastructure for utility meters, overseeing the full lifecycle from specification to pilot batch production.</w:t>
+        <w:t xml:space="preserve">Led “Router Project” for meter network access from specs through pilot batch production; owned schedule, budget, and teams.</w:t>
       </w:r>
     </w:p>
     <w:p>
@@ -569,7 +614,7 @@
         <w:t xml:space="preserve"> </w:t>
       </w:r>
       <w:r>
-        <w:t xml:space="preserve">Handled project budgets, financial reports, contract negotiations, and outsourced vendor management.</w:t>
+        <w:t xml:space="preserve">Managed budgets/financials, contracts, and vendor ecosystem; improved processes and delivery reliability.</w:t>
       </w:r>
     </w:p>
     <w:p>
@@ -621,7 +666,7 @@
         </w:numPr>
       </w:pPr>
       <w:r>
-        <w:t xml:space="preserve">Taught specialized courses including: Microcontrollers and Interfaces, Programmable Controllers, Industrial Automation, and Industrial Networks.</w:t>
+        <w:t xml:space="preserve">Taught Microcontrollers &amp; Interfaces, Programmable Controllers, Industrial Automation, and Industrial Networks.</w:t>
       </w:r>
     </w:p>
     <w:p>
@@ -676,13 +721,13 @@
         <w:rPr>
           <w:b/>
         </w:rPr>
-        <w:t xml:space="preserve">R&amp;D Management:</w:t>
-      </w:r>
-      <w:r>
-        <w:t xml:space="preserve"> </w:t>
-      </w:r>
-      <w:r>
-        <w:t xml:space="preserve">Managed a team of 25+ engineers developing industrial automation products, including fault-tolerant systems for oil platforms.</w:t>
+        <w:t xml:space="preserve">Mission-Critical R&amp;D:</w:t>
+      </w:r>
+      <w:r>
+        <w:t xml:space="preserve"> </w:t>
+      </w:r>
+      <w:r>
+        <w:t xml:space="preserve">Led 25+ engineers delivering high-availability and fault-tolerant industrial automation (e.g., oil platform controls).</w:t>
       </w:r>
     </w:p>
     <w:p>
@@ -697,13 +742,13 @@
         <w:rPr>
           <w:b/>
         </w:rPr>
-        <w:t xml:space="preserve">Software Factory:</w:t>
-      </w:r>
-      <w:r>
-        <w:t xml:space="preserve"> </w:t>
-      </w:r>
-      <w:r>
-        <w:t xml:space="preserve">Led the software development sector, focusing on process improvement, high-performance systems, and high availability.</w:t>
+        <w:t xml:space="preserve">Software Factory Leadership:</w:t>
+      </w:r>
+      <w:r>
+        <w:t xml:space="preserve"> </w:t>
+      </w:r>
+      <w:r>
+        <w:t xml:space="preserve">Managed software development with focus on process improvement, high throughput, and high availability.</w:t>
       </w:r>
     </w:p>
     <w:p>
@@ -724,7 +769,7 @@
         <w:t xml:space="preserve"> </w:t>
       </w:r>
       <w:r>
-        <w:t xml:space="preserve">Led technical meetings and development with partners in India and the Czech Republic; managed international supplier negotiations.</w:t>
+        <w:t xml:space="preserve">Drove joint development and supplier negotiations with partners in India and the Czech Republic.</w:t>
       </w:r>
     </w:p>
     <w:p>
@@ -762,7 +807,7 @@
         <w:t xml:space="preserve"> </w:t>
       </w:r>
       <w:r>
-        <w:t xml:space="preserve">C++, C#, Python, Node.js, Java, Next.js, SQL, NoSQL.</w:t>
+        <w:t xml:space="preserve">C++, C#, Python, Node.js, Java, Next.js, SQL/NoSQL.</w:t>
       </w:r>
     </w:p>
     <w:p>
@@ -777,6 +822,27 @@
         <w:rPr>
           <w:b/>
         </w:rPr>
+        <w:t xml:space="preserve">Cloud &amp; Platforms:</w:t>
+      </w:r>
+      <w:r>
+        <w:t xml:space="preserve"> </w:t>
+      </w:r>
+      <w:r>
+        <w:t xml:space="preserve">Oracle Cloud (OCI), AWS, Edge compute for CV.</w:t>
+      </w:r>
+    </w:p>
+    <w:p>
+      <w:pPr>
+        <w:pStyle w:val="Compact"/>
+        <w:numPr>
+          <w:numId w:val="8"/>
+          <w:ilvl w:val="0"/>
+        </w:numPr>
+      </w:pPr>
+      <w:r>
+        <w:rPr>
+          <w:b/>
+        </w:rPr>
         <w:t xml:space="preserve">AI/Data:</w:t>
       </w:r>
       <w:r>
@@ -804,7 +870,7 @@
         <w:t xml:space="preserve"> </w:t>
       </w:r>
       <w:r>
-        <w:t xml:space="preserve">MQTT, TCP/IP, PLC, Industrial Protocols, Telemetry, Hardware Integration.</w:t>
+        <w:t xml:space="preserve">MQTT, TCP/IP, PLC, industrial protocols, telemetry, hardware integration.</w:t>
       </w:r>
     </w:p>
     <w:p>
@@ -825,7 +891,7 @@
         <w:t xml:space="preserve"> </w:t>
       </w:r>
       <w:r>
-        <w:t xml:space="preserve">GIT, Jira, Microsoft Project, Advanced Excel.</w:t>
+        <w:t xml:space="preserve">Git, Jira, Microsoft Project, Advanced Excel.</w:t>
       </w:r>
     </w:p>
     <w:bookmarkStart w:id="32" w:name="education"/>
@@ -981,7 +1047,7 @@
         <w:t xml:space="preserve"> </w:t>
       </w:r>
       <w:r>
-        <w:t xml:space="preserve">Monitoring integration tests for energy management systems.</w:t>
+        <w:t xml:space="preserve">Integration tests for energy management systems.</w:t>
       </w:r>
     </w:p>
     <w:p>
@@ -996,13 +1062,13 @@
         <w:rPr>
           <w:b/>
         </w:rPr>
-        <w:t xml:space="preserve">Germany (2009, 2008):</w:t>
-      </w:r>
-      <w:r>
-        <w:t xml:space="preserve"> </w:t>
-      </w:r>
-      <w:r>
-        <w:t xml:space="preserve">Hannover Fair and technical training in automation.</w:t>
+        <w:t xml:space="preserve">Germany (2008–2009):</w:t>
+      </w:r>
+      <w:r>
+        <w:t xml:space="preserve"> </w:t>
+      </w:r>
+      <w:r>
+        <w:t xml:space="preserve">Hannover Fair and automation training.</w:t>
       </w:r>
     </w:p>
     <w:p>
@@ -1044,7 +1110,7 @@
         <w:t xml:space="preserve"> </w:t>
       </w:r>
       <w:r>
-        <w:t xml:space="preserve">Supply chain management and raw material supplier audits.</w:t>
+        <w:t xml:space="preserve">Supplier audits and supply chain management.</w:t>
       </w:r>
     </w:p>
   </w:body>
@@ -1058,7 +1124,7 @@
 <file path=word/numbering.xml><?xml version="1.0" encoding="utf-8"?>
 <w:numbering xmlns:w="http://schemas.openxmlformats.org/wordprocessingml/2006/main">
   <w:abstractNum w:abstractNumId="0">
-    <w:nsid w:val="3d408058"/>
+    <w:nsid w:val="4d8857bd"/>
     <w:multiLevelType w:val="multilevel"/>
     <w:lvl w:ilvl="0">
       <w:numFmt w:val="bullet"/>
@@ -1139,7 +1205,7 @@
     </w:lvl>
   </w:abstractNum>
   <w:abstractNum w:abstractNumId="2">
-    <w:nsid w:val="dd4ba3d6"/>
+    <w:nsid w:val="82ed3506"/>
     <w:multiLevelType w:val="multilevel"/>
     <w:lvl w:ilvl="0">
       <w:numFmt w:val="bullet"/>
